--- a/VII sem/OBiP/lab01/Заявление о государственной регистрации.docx
+++ b/VII sem/OBiP/lab01/Заявление о государственной регистрации.docx
@@ -195,7 +195,15 @@
             </w:r>
             <w:r>
               <w:br/>
-              <w:t>ООО «Хеззи»</w:t>
+              <w:t>ООО «</w:t>
+            </w:r>
+            <w:proofErr w:type="spellStart"/>
+            <w:r>
+              <w:t>Хеззи</w:t>
+            </w:r>
+            <w:proofErr w:type="spellEnd"/>
+            <w:r>
+              <w:t>»</w:t>
             </w:r>
           </w:p>
         </w:tc>
@@ -366,7 +374,27 @@
                 <w:szCs w:val="20"/>
                 <w:lang w:eastAsia="ru-RU"/>
               </w:rPr>
-              <w:t>Общество с ограниченной ответственностью «Хеззи»</w:t>
+              <w:t>Общество с ограниченной ответственностью «</w:t>
+            </w:r>
+            <w:proofErr w:type="spellStart"/>
+            <w:r>
+              <w:rPr>
+                <w:rFonts w:ascii="Times New Roman" w:eastAsia="Times New Roman" w:hAnsi="Times New Roman" w:cs="Times New Roman"/>
+                <w:sz w:val="20"/>
+                <w:szCs w:val="20"/>
+                <w:lang w:eastAsia="ru-RU"/>
+              </w:rPr>
+              <w:t>Хеззи</w:t>
+            </w:r>
+            <w:proofErr w:type="spellEnd"/>
+            <w:r>
+              <w:rPr>
+                <w:rFonts w:ascii="Times New Roman" w:eastAsia="Times New Roman" w:hAnsi="Times New Roman" w:cs="Times New Roman"/>
+                <w:sz w:val="20"/>
+                <w:szCs w:val="20"/>
+                <w:lang w:eastAsia="ru-RU"/>
+              </w:rPr>
+              <w:t>»</w:t>
             </w:r>
           </w:p>
         </w:tc>
@@ -447,7 +475,27 @@
                 <w:szCs w:val="20"/>
                 <w:lang w:eastAsia="ru-RU"/>
               </w:rPr>
-              <w:t>ООО «Хеззи»</w:t>
+              <w:t>ООО «</w:t>
+            </w:r>
+            <w:proofErr w:type="spellStart"/>
+            <w:r>
+              <w:rPr>
+                <w:rFonts w:ascii="Times New Roman" w:eastAsia="Times New Roman" w:hAnsi="Times New Roman" w:cs="Times New Roman"/>
+                <w:sz w:val="20"/>
+                <w:szCs w:val="20"/>
+                <w:lang w:eastAsia="ru-RU"/>
+              </w:rPr>
+              <w:t>Хеззи</w:t>
+            </w:r>
+            <w:proofErr w:type="spellEnd"/>
+            <w:r>
+              <w:rPr>
+                <w:rFonts w:ascii="Times New Roman" w:eastAsia="Times New Roman" w:hAnsi="Times New Roman" w:cs="Times New Roman"/>
+                <w:sz w:val="20"/>
+                <w:szCs w:val="20"/>
+                <w:lang w:eastAsia="ru-RU"/>
+              </w:rPr>
+              <w:t>»</w:t>
             </w:r>
           </w:p>
         </w:tc>
@@ -521,14 +569,85 @@
                 <w:lang w:eastAsia="ru-RU"/>
               </w:rPr>
             </w:pPr>
-            <w:r>
-              <w:rPr>
-                <w:rFonts w:ascii="Times New Roman" w:eastAsia="Times New Roman" w:hAnsi="Times New Roman" w:cs="Times New Roman"/>
-                <w:sz w:val="20"/>
-                <w:szCs w:val="20"/>
-                <w:lang w:eastAsia="ru-RU"/>
-              </w:rPr>
-              <w:t>Таварыства з абмежаванай адказнасцю «Хеззи»</w:t>
+            <w:proofErr w:type="spellStart"/>
+            <w:r>
+              <w:rPr>
+                <w:rFonts w:ascii="Times New Roman" w:eastAsia="Times New Roman" w:hAnsi="Times New Roman" w:cs="Times New Roman"/>
+                <w:sz w:val="20"/>
+                <w:szCs w:val="20"/>
+                <w:lang w:eastAsia="ru-RU"/>
+              </w:rPr>
+              <w:t>Таварыства</w:t>
+            </w:r>
+            <w:proofErr w:type="spellEnd"/>
+            <w:r>
+              <w:rPr>
+                <w:rFonts w:ascii="Times New Roman" w:eastAsia="Times New Roman" w:hAnsi="Times New Roman" w:cs="Times New Roman"/>
+                <w:sz w:val="20"/>
+                <w:szCs w:val="20"/>
+                <w:lang w:eastAsia="ru-RU"/>
+              </w:rPr>
+              <w:t xml:space="preserve"> з </w:t>
+            </w:r>
+            <w:proofErr w:type="spellStart"/>
+            <w:r>
+              <w:rPr>
+                <w:rFonts w:ascii="Times New Roman" w:eastAsia="Times New Roman" w:hAnsi="Times New Roman" w:cs="Times New Roman"/>
+                <w:sz w:val="20"/>
+                <w:szCs w:val="20"/>
+                <w:lang w:eastAsia="ru-RU"/>
+              </w:rPr>
+              <w:t>абмежаванай</w:t>
+            </w:r>
+            <w:proofErr w:type="spellEnd"/>
+            <w:r>
+              <w:rPr>
+                <w:rFonts w:ascii="Times New Roman" w:eastAsia="Times New Roman" w:hAnsi="Times New Roman" w:cs="Times New Roman"/>
+                <w:sz w:val="20"/>
+                <w:szCs w:val="20"/>
+                <w:lang w:eastAsia="ru-RU"/>
+              </w:rPr>
+              <w:t xml:space="preserve"> </w:t>
+            </w:r>
+            <w:proofErr w:type="spellStart"/>
+            <w:r>
+              <w:rPr>
+                <w:rFonts w:ascii="Times New Roman" w:eastAsia="Times New Roman" w:hAnsi="Times New Roman" w:cs="Times New Roman"/>
+                <w:sz w:val="20"/>
+                <w:szCs w:val="20"/>
+                <w:lang w:eastAsia="ru-RU"/>
+              </w:rPr>
+              <w:t>адказнасцю</w:t>
+            </w:r>
+            <w:proofErr w:type="spellEnd"/>
+            <w:r>
+              <w:rPr>
+                <w:rFonts w:ascii="Times New Roman" w:eastAsia="Times New Roman" w:hAnsi="Times New Roman" w:cs="Times New Roman"/>
+                <w:sz w:val="20"/>
+                <w:szCs w:val="20"/>
+                <w:lang w:eastAsia="ru-RU"/>
+              </w:rPr>
+              <w:t xml:space="preserve"> «</w:t>
+            </w:r>
+            <w:proofErr w:type="spellStart"/>
+            <w:r>
+              <w:rPr>
+                <w:rFonts w:ascii="Times New Roman" w:eastAsia="Times New Roman" w:hAnsi="Times New Roman" w:cs="Times New Roman"/>
+                <w:sz w:val="20"/>
+                <w:szCs w:val="20"/>
+                <w:lang w:eastAsia="ru-RU"/>
+              </w:rPr>
+              <w:t>Хеззи</w:t>
+            </w:r>
+            <w:proofErr w:type="spellEnd"/>
+            <w:r>
+              <w:rPr>
+                <w:rFonts w:ascii="Times New Roman" w:eastAsia="Times New Roman" w:hAnsi="Times New Roman" w:cs="Times New Roman"/>
+                <w:sz w:val="20"/>
+                <w:szCs w:val="20"/>
+                <w:lang w:eastAsia="ru-RU"/>
+              </w:rPr>
+              <w:t>»</w:t>
             </w:r>
           </w:p>
         </w:tc>
@@ -609,7 +728,27 @@
                 <w:szCs w:val="20"/>
                 <w:lang w:eastAsia="ru-RU"/>
               </w:rPr>
-              <w:t>ТАА «Хеззи»</w:t>
+              <w:t>ТАА «</w:t>
+            </w:r>
+            <w:proofErr w:type="spellStart"/>
+            <w:r>
+              <w:rPr>
+                <w:rFonts w:ascii="Times New Roman" w:eastAsia="Times New Roman" w:hAnsi="Times New Roman" w:cs="Times New Roman"/>
+                <w:sz w:val="20"/>
+                <w:szCs w:val="20"/>
+                <w:lang w:eastAsia="ru-RU"/>
+              </w:rPr>
+              <w:t>Хеззи</w:t>
+            </w:r>
+            <w:proofErr w:type="spellEnd"/>
+            <w:r>
+              <w:rPr>
+                <w:rFonts w:ascii="Times New Roman" w:eastAsia="Times New Roman" w:hAnsi="Times New Roman" w:cs="Times New Roman"/>
+                <w:sz w:val="20"/>
+                <w:szCs w:val="20"/>
+                <w:lang w:eastAsia="ru-RU"/>
+              </w:rPr>
+              <w:t>»</w:t>
             </w:r>
           </w:p>
         </w:tc>
@@ -2992,7 +3131,16 @@
                 <w:szCs w:val="20"/>
                 <w:lang w:eastAsia="ru-RU"/>
               </w:rPr>
-              <w:t>1 000,00 BYN</w:t>
+              <w:t>30</w:t>
+            </w:r>
+            <w:r>
+              <w:rPr>
+                <w:rFonts w:ascii="Times New Roman" w:eastAsia="Times New Roman" w:hAnsi="Times New Roman" w:cs="Times New Roman"/>
+                <w:sz w:val="20"/>
+                <w:szCs w:val="20"/>
+                <w:lang w:eastAsia="ru-RU"/>
+              </w:rPr>
+              <w:t xml:space="preserve"> 000,00 BYN</w:t>
             </w:r>
           </w:p>
         </w:tc>
@@ -3154,7 +3302,16 @@
                 <w:szCs w:val="20"/>
                 <w:lang w:eastAsia="ru-RU"/>
               </w:rPr>
-              <w:t>1 000,00 BYN</w:t>
+              <w:t>30</w:t>
+            </w:r>
+            <w:r>
+              <w:rPr>
+                <w:rFonts w:ascii="Times New Roman" w:eastAsia="Times New Roman" w:hAnsi="Times New Roman" w:cs="Times New Roman"/>
+                <w:sz w:val="20"/>
+                <w:szCs w:val="20"/>
+                <w:lang w:eastAsia="ru-RU"/>
+              </w:rPr>
+              <w:t xml:space="preserve"> 000,00 BYN</w:t>
             </w:r>
           </w:p>
         </w:tc>
@@ -3437,7 +3594,27 @@
                 <w:szCs w:val="20"/>
                 <w:lang w:eastAsia="ru-RU"/>
               </w:rPr>
-              <w:t>Сведения о собственнике имущества (учредителях) юридического лица (заполняется каждым из них соответствующий лист А или Б)**</w:t>
+              <w:t xml:space="preserve">Сведения о собственнике имущества (учредителях) юридического лица (заполняется каждым из них соответствующий лист А или </w:t>
+            </w:r>
+            <w:proofErr w:type="gramStart"/>
+            <w:r>
+              <w:rPr>
+                <w:rFonts w:ascii="Times New Roman" w:eastAsia="Times New Roman" w:hAnsi="Times New Roman" w:cs="Times New Roman"/>
+                <w:sz w:val="20"/>
+                <w:szCs w:val="20"/>
+                <w:lang w:eastAsia="ru-RU"/>
+              </w:rPr>
+              <w:t>Б)*</w:t>
+            </w:r>
+            <w:proofErr w:type="gramEnd"/>
+            <w:r>
+              <w:rPr>
+                <w:rFonts w:ascii="Times New Roman" w:eastAsia="Times New Roman" w:hAnsi="Times New Roman" w:cs="Times New Roman"/>
+                <w:sz w:val="20"/>
+                <w:szCs w:val="20"/>
+                <w:lang w:eastAsia="ru-RU"/>
+              </w:rPr>
+              <w:t>*</w:t>
             </w:r>
           </w:p>
         </w:tc>
@@ -3709,7 +3886,27 @@
                 <w:lang w:eastAsia="ru-RU"/>
               </w:rPr>
               <w:lastRenderedPageBreak/>
-              <w:t>7. Сведения о руководителе (ином лице, уполномоченном в соответствии с учредительными документами действовать от имени организации) (заполняются, если такие сведения имеются)****:</w:t>
+              <w:t xml:space="preserve">7. Сведения о руководителе (ином лице, уполномоченном в соответствии с учредительными документами действовать от имени организации) (заполняются, если такие сведения </w:t>
+            </w:r>
+            <w:proofErr w:type="gramStart"/>
+            <w:r>
+              <w:rPr>
+                <w:rFonts w:ascii="Times New Roman" w:eastAsia="Times New Roman" w:hAnsi="Times New Roman" w:cs="Times New Roman"/>
+                <w:sz w:val="20"/>
+                <w:szCs w:val="20"/>
+                <w:lang w:eastAsia="ru-RU"/>
+              </w:rPr>
+              <w:t>имеются)*</w:t>
+            </w:r>
+            <w:proofErr w:type="gramEnd"/>
+            <w:r>
+              <w:rPr>
+                <w:rFonts w:ascii="Times New Roman" w:eastAsia="Times New Roman" w:hAnsi="Times New Roman" w:cs="Times New Roman"/>
+                <w:sz w:val="20"/>
+                <w:szCs w:val="20"/>
+                <w:lang w:eastAsia="ru-RU"/>
+              </w:rPr>
+              <w:t>***:</w:t>
             </w:r>
           </w:p>
         </w:tc>
@@ -7217,7 +7414,27 @@
           <w:szCs w:val="20"/>
           <w:lang w:eastAsia="ru-RU"/>
         </w:rPr>
-        <w:t>(фамилия, собственное имя, отчество (если таковое имеется))**</w:t>
+        <w:t>(фамилия, собственное имя, отчество (если таковое имеется</w:t>
+      </w:r>
+      <w:proofErr w:type="gramStart"/>
+      <w:r>
+        <w:rPr>
+          <w:rFonts w:ascii="Times New Roman" w:eastAsia="Times New Roman" w:hAnsi="Times New Roman" w:cs="Times New Roman"/>
+          <w:sz w:val="20"/>
+          <w:szCs w:val="20"/>
+          <w:lang w:eastAsia="ru-RU"/>
+        </w:rPr>
+        <w:t>))*</w:t>
+      </w:r>
+      <w:proofErr w:type="gramEnd"/>
+      <w:r>
+        <w:rPr>
+          <w:rFonts w:ascii="Times New Roman" w:eastAsia="Times New Roman" w:hAnsi="Times New Roman" w:cs="Times New Roman"/>
+          <w:sz w:val="20"/>
+          <w:szCs w:val="20"/>
+          <w:lang w:eastAsia="ru-RU"/>
+        </w:rPr>
+        <w:t>*</w:t>
       </w:r>
     </w:p>
     <w:p>
@@ -7495,7 +7712,27 @@
           <w:lang w:eastAsia="ru-RU"/>
         </w:rPr>
         <w:lastRenderedPageBreak/>
-        <w:t>собственником имущества, всеми учредителями создаваемого юридического лица либо лицом(ами), уполномоченным(и) в установленном порядке на подписание заявления, либо подлинность подписи(ей) заявителя(ей) должна быть засвидетельствована нотариально. Если количество учредителей коммерческой организации более трех, они вправе уполномочить одного из них на подписание заявления, о чем должно быть указано в документе, подтверждающем намерения о создании коммерческой организации. Если собственником имущества, учредителем создаваемого юридического лица является физическое лицо, заявление о государственной регистрации может быть подписано иным физическим лицом, уполномоченным в соответствии с нотариально удостоверенной доверенностью действовать от имени этого собственника имущества или учредителя. Если собственником имущества, учредителем выступает юридическое лицо, заявление о государственной регистрации подписывает руководитель этого юридического лица или иное лицо, уполномоченное в соответствии с уставом (учредительным договором – для коммерческой организации, действующей только на основании учредительного договора) или доверенностью действовать от имени этого юридического лица.</w:t>
+        <w:t>собственником имущества, всеми учредителями создаваемого юридического лица либо лицом(</w:t>
+      </w:r>
+      <w:proofErr w:type="spellStart"/>
+      <w:r>
+        <w:rPr>
+          <w:rFonts w:ascii="Times New Roman" w:eastAsia="Times New Roman" w:hAnsi="Times New Roman" w:cs="Times New Roman"/>
+          <w:sz w:val="20"/>
+          <w:szCs w:val="20"/>
+          <w:lang w:eastAsia="ru-RU"/>
+        </w:rPr>
+        <w:t>ами</w:t>
+      </w:r>
+      <w:proofErr w:type="spellEnd"/>
+      <w:r>
+        <w:rPr>
+          <w:rFonts w:ascii="Times New Roman" w:eastAsia="Times New Roman" w:hAnsi="Times New Roman" w:cs="Times New Roman"/>
+          <w:sz w:val="20"/>
+          <w:szCs w:val="20"/>
+          <w:lang w:eastAsia="ru-RU"/>
+        </w:rPr>
+        <w:t>), уполномоченным(и) в установленном порядке на подписание заявления, либо подлинность подписи(ей) заявителя(ей) должна быть засвидетельствована нотариально. Если количество учредителей коммерческой организации более трех, они вправе уполномочить одного из них на подписание заявления, о чем должно быть указано в документе, подтверждающем намерения о создании коммерческой организации. Если собственником имущества, учредителем создаваемого юридического лица является физическое лицо, заявление о государственной регистрации может быть подписано иным физическим лицом, уполномоченным в соответствии с нотариально удостоверенной доверенностью действовать от имени этого собственника имущества или учредителя. Если собственником имущества, учредителем выступает юридическое лицо, заявление о государственной регистрации подписывает руководитель этого юридического лица или иное лицо, уполномоченное в соответствии с уставом (учредительным договором – для коммерческой организации, действующей только на основании учредительного договора) или доверенностью действовать от имени этого юридического лица.</w:t>
       </w:r>
     </w:p>
     <w:p>
@@ -10225,15 +10462,27 @@
                 <w:lang w:val="en-US" w:eastAsia="ru-RU"/>
               </w:rPr>
             </w:pPr>
-            <w:r>
-              <w:rPr>
-                <w:rFonts w:ascii="Times New Roman" w:eastAsia="Times New Roman" w:hAnsi="Times New Roman" w:cs="Times New Roman"/>
-                <w:sz w:val="20"/>
-                <w:szCs w:val="20"/>
-                <w:lang w:eastAsia="ru-RU"/>
-              </w:rPr>
-              <w:t>ivanov@</w:t>
-            </w:r>
+            <w:proofErr w:type="spellStart"/>
+            <w:r>
+              <w:rPr>
+                <w:rFonts w:ascii="Times New Roman" w:eastAsia="Times New Roman" w:hAnsi="Times New Roman" w:cs="Times New Roman"/>
+                <w:sz w:val="20"/>
+                <w:szCs w:val="20"/>
+                <w:lang w:eastAsia="ru-RU"/>
+              </w:rPr>
+              <w:t>ivanov</w:t>
+            </w:r>
+            <w:proofErr w:type="spellEnd"/>
+            <w:r>
+              <w:rPr>
+                <w:rFonts w:ascii="Times New Roman" w:eastAsia="Times New Roman" w:hAnsi="Times New Roman" w:cs="Times New Roman"/>
+                <w:sz w:val="20"/>
+                <w:szCs w:val="20"/>
+                <w:lang w:eastAsia="ru-RU"/>
+              </w:rPr>
+              <w:t>@</w:t>
+            </w:r>
+            <w:proofErr w:type="spellStart"/>
             <w:r>
               <w:rPr>
                 <w:rFonts w:ascii="Times New Roman" w:eastAsia="Times New Roman" w:hAnsi="Times New Roman" w:cs="Times New Roman"/>
@@ -10243,6 +10492,7 @@
               </w:rPr>
               <w:t>gmail</w:t>
             </w:r>
+            <w:proofErr w:type="spellEnd"/>
             <w:r>
               <w:rPr>
                 <w:rFonts w:ascii="Times New Roman" w:eastAsia="Times New Roman" w:hAnsi="Times New Roman" w:cs="Times New Roman"/>
@@ -10462,7 +10712,16 @@
                 <w:szCs w:val="20"/>
                 <w:lang w:eastAsia="ru-RU"/>
               </w:rPr>
-              <w:t>500,00 BYN</w:t>
+              <w:t>15000</w:t>
+            </w:r>
+            <w:r>
+              <w:rPr>
+                <w:rFonts w:ascii="Times New Roman" w:eastAsia="Times New Roman" w:hAnsi="Times New Roman" w:cs="Times New Roman"/>
+                <w:sz w:val="20"/>
+                <w:szCs w:val="20"/>
+                <w:lang w:eastAsia="ru-RU"/>
+              </w:rPr>
+              <w:t>,00 BYN</w:t>
             </w:r>
           </w:p>
         </w:tc>
@@ -10622,7 +10881,16 @@
                 <w:szCs w:val="20"/>
                 <w:lang w:eastAsia="ru-RU"/>
               </w:rPr>
-              <w:t>500,00 BYN</w:t>
+              <w:t>1500</w:t>
+            </w:r>
+            <w:r>
+              <w:rPr>
+                <w:rFonts w:ascii="Times New Roman" w:eastAsia="Times New Roman" w:hAnsi="Times New Roman" w:cs="Times New Roman"/>
+                <w:sz w:val="20"/>
+                <w:szCs w:val="20"/>
+                <w:lang w:eastAsia="ru-RU"/>
+              </w:rPr>
+              <w:t>0,00 BYN</w:t>
             </w:r>
           </w:p>
         </w:tc>
@@ -11187,8 +11455,19 @@
           <w:szCs w:val="20"/>
           <w:lang w:eastAsia="ru-RU"/>
         </w:rPr>
-        <w:t>(фамилия, собственное имя, отчество (если таковое имеется))*</w:t>
+        <w:t>(фамилия, собственное имя, отчество (если таковое имеется</w:t>
       </w:r>
+      <w:proofErr w:type="gramStart"/>
+      <w:r>
+        <w:rPr>
+          <w:rFonts w:ascii="Times New Roman" w:eastAsia="Times New Roman" w:hAnsi="Times New Roman" w:cs="Times New Roman"/>
+          <w:sz w:val="20"/>
+          <w:szCs w:val="20"/>
+          <w:lang w:eastAsia="ru-RU"/>
+        </w:rPr>
+        <w:t>))*</w:t>
+      </w:r>
+      <w:proofErr w:type="gramEnd"/>
       <w:r>
         <w:rPr>
           <w:rFonts w:ascii="Times New Roman" w:eastAsia="Times New Roman" w:hAnsi="Times New Roman" w:cs="Times New Roman"/>
@@ -14120,14 +14399,25 @@
                 <w:lang w:val="en-US" w:eastAsia="ru-RU"/>
               </w:rPr>
             </w:pPr>
-            <w:r>
-              <w:rPr>
-                <w:rFonts w:ascii="Times New Roman" w:eastAsia="Times New Roman" w:hAnsi="Times New Roman" w:cs="Times New Roman"/>
-                <w:sz w:val="20"/>
-                <w:szCs w:val="20"/>
-                <w:lang w:eastAsia="ru-RU"/>
-              </w:rPr>
-              <w:t>petrov@</w:t>
+            <w:proofErr w:type="spellStart"/>
+            <w:r>
+              <w:rPr>
+                <w:rFonts w:ascii="Times New Roman" w:eastAsia="Times New Roman" w:hAnsi="Times New Roman" w:cs="Times New Roman"/>
+                <w:sz w:val="20"/>
+                <w:szCs w:val="20"/>
+                <w:lang w:eastAsia="ru-RU"/>
+              </w:rPr>
+              <w:t>petrov</w:t>
+            </w:r>
+            <w:proofErr w:type="spellEnd"/>
+            <w:r>
+              <w:rPr>
+                <w:rFonts w:ascii="Times New Roman" w:eastAsia="Times New Roman" w:hAnsi="Times New Roman" w:cs="Times New Roman"/>
+                <w:sz w:val="20"/>
+                <w:szCs w:val="20"/>
+                <w:lang w:eastAsia="ru-RU"/>
+              </w:rPr>
+              <w:t>@</w:t>
             </w:r>
             <w:r>
               <w:rPr>
@@ -14339,7 +14629,34 @@
                 <w:szCs w:val="20"/>
                 <w:lang w:eastAsia="ru-RU"/>
               </w:rPr>
-              <w:t>500,00 BYN</w:t>
+              <w:t>1</w:t>
+            </w:r>
+            <w:r>
+              <w:rPr>
+                <w:rFonts w:ascii="Times New Roman" w:eastAsia="Times New Roman" w:hAnsi="Times New Roman" w:cs="Times New Roman"/>
+                <w:sz w:val="20"/>
+                <w:szCs w:val="20"/>
+                <w:lang w:eastAsia="ru-RU"/>
+              </w:rPr>
+              <w:t>500</w:t>
+            </w:r>
+            <w:r>
+              <w:rPr>
+                <w:rFonts w:ascii="Times New Roman" w:eastAsia="Times New Roman" w:hAnsi="Times New Roman" w:cs="Times New Roman"/>
+                <w:sz w:val="20"/>
+                <w:szCs w:val="20"/>
+                <w:lang w:eastAsia="ru-RU"/>
+              </w:rPr>
+              <w:t>0</w:t>
+            </w:r>
+            <w:r>
+              <w:rPr>
+                <w:rFonts w:ascii="Times New Roman" w:eastAsia="Times New Roman" w:hAnsi="Times New Roman" w:cs="Times New Roman"/>
+                <w:sz w:val="20"/>
+                <w:szCs w:val="20"/>
+                <w:lang w:eastAsia="ru-RU"/>
+              </w:rPr>
+              <w:t>,00 BYN</w:t>
             </w:r>
           </w:p>
         </w:tc>
@@ -14499,7 +14816,34 @@
                 <w:szCs w:val="20"/>
                 <w:lang w:eastAsia="ru-RU"/>
               </w:rPr>
-              <w:t>500,00 BYN</w:t>
+              <w:t>1</w:t>
+            </w:r>
+            <w:r>
+              <w:rPr>
+                <w:rFonts w:ascii="Times New Roman" w:eastAsia="Times New Roman" w:hAnsi="Times New Roman" w:cs="Times New Roman"/>
+                <w:sz w:val="20"/>
+                <w:szCs w:val="20"/>
+                <w:lang w:eastAsia="ru-RU"/>
+              </w:rPr>
+              <w:t>50</w:t>
+            </w:r>
+            <w:r>
+              <w:rPr>
+                <w:rFonts w:ascii="Times New Roman" w:eastAsia="Times New Roman" w:hAnsi="Times New Roman" w:cs="Times New Roman"/>
+                <w:sz w:val="20"/>
+                <w:szCs w:val="20"/>
+                <w:lang w:eastAsia="ru-RU"/>
+              </w:rPr>
+              <w:t>0</w:t>
+            </w:r>
+            <w:r>
+              <w:rPr>
+                <w:rFonts w:ascii="Times New Roman" w:eastAsia="Times New Roman" w:hAnsi="Times New Roman" w:cs="Times New Roman"/>
+                <w:sz w:val="20"/>
+                <w:szCs w:val="20"/>
+                <w:lang w:eastAsia="ru-RU"/>
+              </w:rPr>
+              <w:t>0,00 BYN</w:t>
             </w:r>
           </w:p>
         </w:tc>
@@ -15064,8 +15408,19 @@
           <w:szCs w:val="20"/>
           <w:lang w:eastAsia="ru-RU"/>
         </w:rPr>
-        <w:t>(фамилия, собственное имя, отчество (если таковое имеется))*</w:t>
+        <w:t>(фамилия, собственное имя, отчество (если таковое имеется</w:t>
       </w:r>
+      <w:proofErr w:type="gramStart"/>
+      <w:r>
+        <w:rPr>
+          <w:rFonts w:ascii="Times New Roman" w:eastAsia="Times New Roman" w:hAnsi="Times New Roman" w:cs="Times New Roman"/>
+          <w:sz w:val="20"/>
+          <w:szCs w:val="20"/>
+          <w:lang w:eastAsia="ru-RU"/>
+        </w:rPr>
+        <w:t>))*</w:t>
+      </w:r>
+      <w:proofErr w:type="gramEnd"/>
       <w:r>
         <w:rPr>
           <w:rFonts w:ascii="Times New Roman" w:eastAsia="Times New Roman" w:hAnsi="Times New Roman" w:cs="Times New Roman"/>
@@ -16980,7 +17335,47 @@
                 <w:lang w:eastAsia="ru-RU"/>
               </w:rPr>
               <w:br/>
-              <w:t>(www, e-mail)</w:t>
+              <w:t>(</w:t>
+            </w:r>
+            <w:proofErr w:type="spellStart"/>
+            <w:r>
+              <w:rPr>
+                <w:rFonts w:ascii="Times New Roman" w:eastAsia="Times New Roman" w:hAnsi="Times New Roman" w:cs="Times New Roman"/>
+                <w:sz w:val="20"/>
+                <w:szCs w:val="20"/>
+                <w:lang w:eastAsia="ru-RU"/>
+              </w:rPr>
+              <w:t>www</w:t>
+            </w:r>
+            <w:proofErr w:type="spellEnd"/>
+            <w:r>
+              <w:rPr>
+                <w:rFonts w:ascii="Times New Roman" w:eastAsia="Times New Roman" w:hAnsi="Times New Roman" w:cs="Times New Roman"/>
+                <w:sz w:val="20"/>
+                <w:szCs w:val="20"/>
+                <w:lang w:eastAsia="ru-RU"/>
+              </w:rPr>
+              <w:t xml:space="preserve">, </w:t>
+            </w:r>
+            <w:proofErr w:type="spellStart"/>
+            <w:r>
+              <w:rPr>
+                <w:rFonts w:ascii="Times New Roman" w:eastAsia="Times New Roman" w:hAnsi="Times New Roman" w:cs="Times New Roman"/>
+                <w:sz w:val="20"/>
+                <w:szCs w:val="20"/>
+                <w:lang w:eastAsia="ru-RU"/>
+              </w:rPr>
+              <w:t>e-mail</w:t>
+            </w:r>
+            <w:proofErr w:type="spellEnd"/>
+            <w:r>
+              <w:rPr>
+                <w:rFonts w:ascii="Times New Roman" w:eastAsia="Times New Roman" w:hAnsi="Times New Roman" w:cs="Times New Roman"/>
+                <w:sz w:val="20"/>
+                <w:szCs w:val="20"/>
+                <w:lang w:eastAsia="ru-RU"/>
+              </w:rPr>
+              <w:t>)</w:t>
             </w:r>
           </w:p>
         </w:tc>
@@ -17741,6 +18136,7 @@
         </w:rPr>
         <w:t xml:space="preserve">деле </w:t>
       </w:r>
+      <w:proofErr w:type="gramStart"/>
       <w:r>
         <w:rPr>
           <w:rFonts w:ascii="Times New Roman" w:eastAsia="Times New Roman" w:hAnsi="Times New Roman" w:cs="Times New Roman"/>
@@ -17748,7 +18144,17 @@
           <w:szCs w:val="24"/>
           <w:lang w:eastAsia="ru-RU"/>
         </w:rPr>
-        <w:t>о  несостоятельности или</w:t>
+        <w:t>о  несостоятельности</w:t>
+      </w:r>
+      <w:proofErr w:type="gramEnd"/>
+      <w:r>
+        <w:rPr>
+          <w:rFonts w:ascii="Times New Roman" w:eastAsia="Times New Roman" w:hAnsi="Times New Roman" w:cs="Times New Roman"/>
+          <w:sz w:val="24"/>
+          <w:szCs w:val="24"/>
+          <w:lang w:eastAsia="ru-RU"/>
+        </w:rPr>
+        <w:t xml:space="preserve"> или</w:t>
       </w:r>
       <w:r>
         <w:rPr>
@@ -17945,7 +18351,27 @@
           <w:szCs w:val="20"/>
           <w:lang w:eastAsia="ru-RU"/>
         </w:rPr>
-        <w:t>(фамилия, собственное имя, отчество (если таковое имеется))***</w:t>
+        <w:t>(фамилия, собственное имя, отчество (если таковое имеется</w:t>
+      </w:r>
+      <w:proofErr w:type="gramStart"/>
+      <w:r>
+        <w:rPr>
+          <w:rFonts w:ascii="Times New Roman" w:eastAsia="Times New Roman" w:hAnsi="Times New Roman" w:cs="Times New Roman"/>
+          <w:sz w:val="20"/>
+          <w:szCs w:val="20"/>
+          <w:lang w:eastAsia="ru-RU"/>
+        </w:rPr>
+        <w:t>))*</w:t>
+      </w:r>
+      <w:proofErr w:type="gramEnd"/>
+      <w:r>
+        <w:rPr>
+          <w:rFonts w:ascii="Times New Roman" w:eastAsia="Times New Roman" w:hAnsi="Times New Roman" w:cs="Times New Roman"/>
+          <w:sz w:val="20"/>
+          <w:szCs w:val="20"/>
+          <w:lang w:eastAsia="ru-RU"/>
+        </w:rPr>
+        <w:t>**</w:t>
       </w:r>
     </w:p>
     <w:p>
@@ -18082,16 +18508,16 @@
         <w:jc w:val="both"/>
         <w:rPr>
           <w:rFonts w:ascii="Times New Roman" w:eastAsia="Times New Roman" w:hAnsi="Times New Roman" w:cs="Times New Roman"/>
-          <w:sz w:val="20"/>
-          <w:szCs w:val="20"/>
+          <w:sz w:val="24"/>
+          <w:szCs w:val="24"/>
           <w:lang w:eastAsia="ru-RU"/>
         </w:rPr>
       </w:pPr>
       <w:r>
         <w:rPr>
           <w:rFonts w:ascii="Times New Roman" w:eastAsia="Times New Roman" w:hAnsi="Times New Roman" w:cs="Times New Roman"/>
-          <w:sz w:val="20"/>
-          <w:szCs w:val="20"/>
+          <w:sz w:val="24"/>
+          <w:szCs w:val="24"/>
           <w:lang w:eastAsia="ru-RU"/>
         </w:rPr>
         <w:lastRenderedPageBreak/>
@@ -18105,16 +18531,16 @@
         <w:jc w:val="both"/>
         <w:rPr>
           <w:rFonts w:ascii="Times New Roman" w:eastAsia="Times New Roman" w:hAnsi="Times New Roman" w:cs="Times New Roman"/>
-          <w:sz w:val="20"/>
-          <w:szCs w:val="20"/>
+          <w:sz w:val="24"/>
+          <w:szCs w:val="24"/>
           <w:lang w:eastAsia="ru-RU"/>
         </w:rPr>
       </w:pPr>
       <w:r>
         <w:rPr>
           <w:rFonts w:ascii="Times New Roman" w:eastAsia="Times New Roman" w:hAnsi="Times New Roman" w:cs="Times New Roman"/>
-          <w:sz w:val="20"/>
-          <w:szCs w:val="20"/>
+          <w:sz w:val="24"/>
+          <w:szCs w:val="24"/>
           <w:lang w:eastAsia="ru-RU"/>
         </w:rPr>
         <w:t>**Заполняется при невозможности указать конкретные сведения о населенном пункте, здании, помещении.</w:t>
@@ -18127,16 +18553,16 @@
         <w:jc w:val="both"/>
         <w:rPr>
           <w:rFonts w:ascii="Times New Roman" w:eastAsia="Times New Roman" w:hAnsi="Times New Roman" w:cs="Times New Roman"/>
-          <w:sz w:val="20"/>
-          <w:szCs w:val="20"/>
+          <w:sz w:val="24"/>
+          <w:szCs w:val="24"/>
           <w:lang w:eastAsia="ru-RU"/>
         </w:rPr>
       </w:pPr>
       <w:r>
         <w:rPr>
           <w:rFonts w:ascii="Times New Roman" w:eastAsia="Times New Roman" w:hAnsi="Times New Roman" w:cs="Times New Roman"/>
-          <w:sz w:val="20"/>
-          <w:szCs w:val="20"/>
+          <w:sz w:val="24"/>
+          <w:szCs w:val="24"/>
           <w:lang w:eastAsia="ru-RU"/>
         </w:rPr>
         <w:t>***Фамилия, собственное имя, отчество (если таковое имеется) указываются полностью.</w:t>
@@ -18149,24 +18575,19 @@
         <w:jc w:val="both"/>
         <w:rPr>
           <w:rFonts w:ascii="Times New Roman" w:eastAsia="Times New Roman" w:hAnsi="Times New Roman" w:cs="Times New Roman"/>
-          <w:sz w:val="20"/>
-          <w:szCs w:val="20"/>
+          <w:sz w:val="24"/>
+          <w:szCs w:val="24"/>
           <w:lang w:eastAsia="ru-RU"/>
         </w:rPr>
       </w:pPr>
       <w:r>
         <w:rPr>
           <w:rFonts w:ascii="Times New Roman" w:eastAsia="Times New Roman" w:hAnsi="Times New Roman" w:cs="Times New Roman"/>
-          <w:sz w:val="20"/>
-          <w:szCs w:val="20"/>
+          <w:sz w:val="24"/>
+          <w:szCs w:val="24"/>
           <w:lang w:eastAsia="ru-RU"/>
         </w:rPr>
         <w:t>****Лист Б подписывается руководителем юридического лица или иным лицом, уполномоченным в соответствии с уставом (учредительным договором – для коммерческой организации, действующей только на основании учредительного договора) или доверенностью действовать от имени этого юридического лица, в присутствии уполномоченного сотрудника регистрирующего органа (нотариуса – в случае представления документов в регистрирующий орган нотариусом), либо подлинность подписи заявителя должна быть засвидетельствована нотариально.</w:t>
-      </w:r>
-    </w:p>
-    <w:p>
-      <w:r>
-        <w:t>Учебный образец. Персональные данные, паспортные реквизиты, адрес и номер справки условны и не предназначены для реальной подачи. В шаблоне лист А приведён один раз; по инструкции требуется отдельный лист А на каждого учредителя.</w:t>
       </w:r>
     </w:p>
     <w:sectPr>
